--- a/zht/docx/065.content.docx
+++ b/zht/docx/065.content.docx
@@ -150,26 +150,6 @@
           <w:lang w:val="zh_TW" w:bidi="zh_TW"/>
         </w:rPr>
         <w:t>qian</w:t>
-      </w:r>
-      <w:r>
-        <w:rPr>
-          <w:lang w:val="zh_TW" w:bidi="zh_TW"/>
-        </w:rPr>
-      </w:r>
-    </w:p>
-    <w:p>
-      <w:pPr/>
-      <w:r>
-        <w:rPr>
-          <w:lang w:val="zh_TW" w:bidi="zh_TW"/>
-        </w:rPr>
-      </w:r>
-      <w:r>
-        <w:rPr>
-          <w:i/>
-          <w:lang w:val="zh_TW" w:bidi="zh_TW"/>
-        </w:rPr>
-        <w:t>千年（千禧年）</w:t>
       </w:r>
       <w:r>
         <w:rPr>

--- a/zht/docx/065.content.docx
+++ b/zht/docx/065.content.docx
@@ -19,7 +19,7 @@
         <w:rPr>
           <w:lang w:val="zh_TW" w:bidi="zh_TW"/>
         </w:rPr>
-        <w:t>Resource: Study Notes - Themes (Tyndale)</w:t>
+        <w:t>Resource: Tyndale Open Study Notes</w:t>
       </w:r>
       <w:r>
         <w:rPr>
@@ -112,7 +112,7 @@
         <w:rPr>
           <w:lang w:val="zh_TW" w:bidi="zh_TW"/>
         </w:rPr>
-        <w:t>Study Notes - Themes (Tyndale)</w:t>
+        <w:t>Tyndale Open Study Notes</w:t>
       </w:r>
     </w:p>
     <w:p>

--- a/zht/docx/065.content.docx
+++ b/zht/docx/065.content.docx
@@ -149,7 +149,7 @@
         <w:rPr>
           <w:lang w:val="zh_TW" w:bidi="zh_TW"/>
         </w:rPr>
-        <w:t>qian</w:t>
+        <w:t>qing</w:t>
       </w:r>
       <w:r>
         <w:rPr>
@@ -212,7 +212,7 @@
         <w:rPr>
           <w:lang w:val="zh_TW" w:bidi="zh_TW"/>
         </w:rPr>
-        <w:t>千年（千禧年）</w:t>
+        <w:t>慶賀</w:t>
       </w:r>
       <w:r>
         <w:rPr>
@@ -231,7 +231,7 @@
         <w:rPr>
           <w:lang w:val="zh_TW" w:bidi="zh_TW"/>
         </w:rPr>
-        <w:t>千禧年是1,000年。</w:t>
+        <w:t>神喜悅那些敬拜和讚美祂的人以喜樂與歡欣來表達內心的情感（</w:t>
       </w:r>
       <w:hyperlink r:id="rId13">
         <w:r>
@@ -242,14 +242,180 @@
             <w:color w:val="0000EE"/>
             <w:u w:val="single"/>
           </w:rPr>
-          <w:t>啟示錄二十章</w:t>
+          <w:t>賽30:29</w:t>
         </w:r>
       </w:hyperlink>
       <w:r>
         <w:rPr>
           <w:lang w:val="zh_TW" w:bidi="zh_TW"/>
         </w:rPr>
-        <w:t>描述了耶穌基督在地上統治的1,000年。那些極尊重聖經是神所默示且具有權威性話語的基督教群體，對於這個千禧年與耶穌的第二次降臨的關係，持有三種觀點：</w:t>
+        <w:t>；</w:t>
+      </w:r>
+      <w:hyperlink r:id="rId14">
+        <w:r>
+          <w:rPr>
+            <w:lang w:val="zh_TW" w:bidi="zh_TW"/>
+          </w:rPr>
+          <w:rPr>
+            <w:color w:val="0000EE"/>
+            <w:u w:val="single"/>
+          </w:rPr>
+          <w:t>耶30:19，</w:t>
+        </w:r>
+      </w:hyperlink>
+      <w:hyperlink r:id="rId15">
+        <w:r>
+          <w:rPr>
+            <w:lang w:val="zh_TW" w:bidi="zh_TW"/>
+          </w:rPr>
+          <w:rPr>
+            <w:color w:val="0000EE"/>
+            <w:u w:val="single"/>
+          </w:rPr>
+          <w:t>31:13</w:t>
+        </w:r>
+      </w:hyperlink>
+      <w:r>
+        <w:rPr>
+          <w:lang w:val="zh_TW" w:bidi="zh_TW"/>
+        </w:rPr>
+        <w:t>；</w:t>
+      </w:r>
+      <w:hyperlink r:id="rId16">
+        <w:r>
+          <w:rPr>
+            <w:lang w:val="zh_TW" w:bidi="zh_TW"/>
+          </w:rPr>
+          <w:rPr>
+            <w:color w:val="0000EE"/>
+            <w:u w:val="single"/>
+          </w:rPr>
+          <w:t>番3:17</w:t>
+        </w:r>
+      </w:hyperlink>
+      <w:r>
+        <w:rPr>
+          <w:lang w:val="zh_TW" w:bidi="zh_TW"/>
+        </w:rPr>
+        <w:t>；</w:t>
+      </w:r>
+      <w:hyperlink r:id="rId17">
+        <w:r>
+          <w:rPr>
+            <w:lang w:val="zh_TW" w:bidi="zh_TW"/>
+          </w:rPr>
+          <w:rPr>
+            <w:color w:val="0000EE"/>
+            <w:u w:val="single"/>
+          </w:rPr>
+          <w:t>弗5:19</w:t>
+        </w:r>
+      </w:hyperlink>
+      <w:r>
+        <w:rPr>
+          <w:lang w:val="zh_TW" w:bidi="zh_TW"/>
+        </w:rPr>
+        <w:t>；</w:t>
+      </w:r>
+      <w:hyperlink r:id="rId18">
+        <w:r>
+          <w:rPr>
+            <w:lang w:val="zh_TW" w:bidi="zh_TW"/>
+          </w:rPr>
+          <w:rPr>
+            <w:color w:val="0000EE"/>
+            <w:u w:val="single"/>
+          </w:rPr>
+          <w:t>西3:16</w:t>
+        </w:r>
+      </w:hyperlink>
+      <w:r>
+        <w:rPr>
+          <w:lang w:val="zh_TW" w:bidi="zh_TW"/>
+        </w:rPr>
+        <w:t>）。</w:t>
+      </w:r>
+    </w:p>
+    <w:p>
+      <w:pPr/>
+      <w:r>
+        <w:rPr>
+          <w:lang w:val="zh_TW" w:bidi="zh_TW"/>
+        </w:rPr>
+      </w:r>
+      <w:r>
+        <w:rPr>
+          <w:lang w:val="zh_TW" w:bidi="zh_TW"/>
+        </w:rPr>
+        <w:t>大衛王曾兩次試圖將神的約櫃（也稱為「耶和華的約櫃」或「約櫃」）運到耶路撒冷（</w:t>
+      </w:r>
+      <w:hyperlink r:id="rId19">
+        <w:r>
+          <w:rPr>
+            <w:lang w:val="zh_TW" w:bidi="zh_TW"/>
+          </w:rPr>
+          <w:rPr>
+            <w:color w:val="0000EE"/>
+            <w:u w:val="single"/>
+          </w:rPr>
+          <w:t>撒下6:1–11</w:t>
+        </w:r>
+      </w:hyperlink>
+      <w:r>
+        <w:rPr>
+          <w:lang w:val="zh_TW" w:bidi="zh_TW"/>
+        </w:rPr>
+        <w:t>、</w:t>
+      </w:r>
+      <w:hyperlink r:id="rId20">
+        <w:r>
+          <w:rPr>
+            <w:lang w:val="zh_TW" w:bidi="zh_TW"/>
+          </w:rPr>
+          <w:rPr>
+            <w:color w:val="0000EE"/>
+            <w:u w:val="single"/>
+          </w:rPr>
+          <w:t>12–23</w:t>
+        </w:r>
+      </w:hyperlink>
+      <w:r>
+        <w:rPr>
+          <w:lang w:val="zh_TW" w:bidi="zh_TW"/>
+        </w:rPr>
+        <w:t>）。這兩次都伴隨著慶賀活動。</w:t>
+      </w:r>
+    </w:p>
+    <w:p>
+      <w:pPr/>
+      <w:r>
+        <w:rPr>
+          <w:lang w:val="zh_TW" w:bidi="zh_TW"/>
+        </w:rPr>
+      </w:r>
+      <w:r>
+        <w:rPr>
+          <w:lang w:val="zh_TW" w:bidi="zh_TW"/>
+        </w:rPr>
+        <w:t>在第二次運送約櫃的行列中，有三個希伯來詞語描述「跳舞」（另見</w:t>
+      </w:r>
+      <w:hyperlink r:id="rId21">
+        <w:r>
+          <w:rPr>
+            <w:lang w:val="zh_TW" w:bidi="zh_TW"/>
+          </w:rPr>
+          <w:rPr>
+            <w:color w:val="0000EE"/>
+            <w:u w:val="single"/>
+          </w:rPr>
+          <w:t>代上15:25–29</w:t>
+        </w:r>
+      </w:hyperlink>
+      <w:r>
+        <w:rPr>
+          <w:lang w:val="zh_TW" w:bidi="zh_TW"/>
+        </w:rPr>
+        <w:t>）：</w:t>
       </w:r>
     </w:p>
     <w:p>
@@ -272,7 +438,7 @@
           <w:i/>
           <w:lang w:val="zh_TW" w:bidi="zh_TW"/>
         </w:rPr>
-        <w:t>前千禧年論</w:t>
+        <w:t>karar</w:t>
       </w:r>
       <w:r>
         <w:rPr>
@@ -280,31 +446,41 @@
         </w:rPr>
         <w:t>（</w:t>
       </w:r>
-      <w:r>
-        <w:rPr>
-          <w:i/>
-          <w:lang w:val="zh_TW" w:bidi="zh_TW"/>
-        </w:rPr>
-        <w:t>Premillennialism</w:t>
-      </w:r>
-      <w:r>
-        <w:rPr>
-          <w:lang w:val="zh_TW" w:bidi="zh_TW"/>
-        </w:rPr>
-        <w:t>）</w:t>
-      </w:r>
-      <w:r>
-        <w:rPr>
-          <w:i/>
-          <w:lang w:val="zh_TW" w:bidi="zh_TW"/>
-        </w:rPr>
-        <w:t>：</w:t>
-      </w:r>
-      <w:r>
-        <w:rPr>
-          <w:lang w:val="zh_TW" w:bidi="zh_TW"/>
-        </w:rPr>
-        <w:t>耶穌第一次和第二次降臨之間的時間將在衪再來時結束。屆時，衪將與衪的聖民在地上統治1,000年。之後，耶穌將帶來最後的審判並建立衪的永恆國度。這種觀點將耶穌的再來置於千禧年之前（pre-）。</w:t>
+      <w:hyperlink r:id="rId22">
+        <w:r>
+          <w:rPr>
+            <w:lang w:val="zh_TW" w:bidi="zh_TW"/>
+          </w:rPr>
+          <w:rPr>
+            <w:color w:val="0000EE"/>
+            <w:u w:val="single"/>
+          </w:rPr>
+          <w:t>撒下6:14</w:t>
+        </w:r>
+      </w:hyperlink>
+      <w:r>
+        <w:rPr>
+          <w:lang w:val="zh_TW" w:bidi="zh_TW"/>
+        </w:rPr>
+        <w:t>、</w:t>
+      </w:r>
+      <w:hyperlink r:id="rId23">
+        <w:r>
+          <w:rPr>
+            <w:lang w:val="zh_TW" w:bidi="zh_TW"/>
+          </w:rPr>
+          <w:rPr>
+            <w:color w:val="0000EE"/>
+            <w:u w:val="single"/>
+          </w:rPr>
+          <w:t>16</w:t>
+        </w:r>
+      </w:hyperlink>
+      <w:r>
+        <w:rPr>
+          <w:lang w:val="zh_TW" w:bidi="zh_TW"/>
+        </w:rPr>
+        <w:t>作「跳舞」）</w:t>
       </w:r>
     </w:p>
     <w:p>
@@ -323,7 +499,7 @@
           <w:i/>
           <w:lang w:val="zh_TW" w:bidi="zh_TW"/>
         </w:rPr>
-        <w:t>無千禧年論</w:t>
+        <w:t>pazaz</w:t>
       </w:r>
       <w:r>
         <w:rPr>
@@ -331,31 +507,23 @@
         </w:rPr>
         <w:t>（</w:t>
       </w:r>
-      <w:r>
-        <w:rPr>
-          <w:i/>
-          <w:lang w:val="zh_TW" w:bidi="zh_TW"/>
-        </w:rPr>
-        <w:t>Amillennialism</w:t>
-      </w:r>
-      <w:r>
-        <w:rPr>
-          <w:lang w:val="zh_TW" w:bidi="zh_TW"/>
-        </w:rPr>
-        <w:t>）</w:t>
-      </w:r>
-      <w:r>
-        <w:rPr>
-          <w:i/>
-          <w:lang w:val="zh_TW" w:bidi="zh_TW"/>
-        </w:rPr>
-        <w:t>：</w:t>
-      </w:r>
-      <w:r>
-        <w:rPr>
-          <w:lang w:val="zh_TW" w:bidi="zh_TW"/>
-        </w:rPr>
-        <w:t>這不是一個字面上的1,000年時期。「1,000年」是象徵性的，代表耶穌第一次和第二次降臨之間的當前時期。在這段期間，耶穌與衪的子民一起在靈裡統治。當這段時間結束時，耶穌將會回來，帶來最終的審判，並開始衪的永恆國度。這種觀點認為在當前教會時代之外沒有一個獨立的千禧年（a-）。</w:t>
+      <w:hyperlink r:id="rId23">
+        <w:r>
+          <w:rPr>
+            <w:lang w:val="zh_TW" w:bidi="zh_TW"/>
+          </w:rPr>
+          <w:rPr>
+            <w:color w:val="0000EE"/>
+            <w:u w:val="single"/>
+          </w:rPr>
+          <w:t>撒下6:16</w:t>
+        </w:r>
+      </w:hyperlink>
+      <w:r>
+        <w:rPr>
+          <w:lang w:val="zh_TW" w:bidi="zh_TW"/>
+        </w:rPr>
+        <w:t>作「踴躍跳舞」）</w:t>
       </w:r>
     </w:p>
     <w:p>
@@ -374,7 +542,7 @@
           <w:i/>
           <w:lang w:val="zh_TW" w:bidi="zh_TW"/>
         </w:rPr>
-        <w:t>後千禧年論</w:t>
+        <w:t>raqad</w:t>
       </w:r>
       <w:r>
         <w:rPr>
@@ -382,31 +550,23 @@
         </w:rPr>
         <w:t>（</w:t>
       </w:r>
-      <w:r>
-        <w:rPr>
-          <w:i/>
-          <w:lang w:val="zh_TW" w:bidi="zh_TW"/>
-        </w:rPr>
-        <w:t>Postmillennialism</w:t>
-      </w:r>
-      <w:r>
-        <w:rPr>
-          <w:lang w:val="zh_TW" w:bidi="zh_TW"/>
-        </w:rPr>
-        <w:t>）</w:t>
-      </w:r>
-      <w:r>
-        <w:rPr>
-          <w:i/>
-          <w:lang w:val="zh_TW" w:bidi="zh_TW"/>
-        </w:rPr>
-        <w:t>：</w:t>
-      </w:r>
-      <w:r>
-        <w:rPr>
-          <w:lang w:val="zh_TW" w:bidi="zh_TW"/>
-        </w:rPr>
-        <w:t xml:space="preserve"> 在耶穌第一次和第二次降臨之間的時間裡，衪將通過教會擴展衪的統治。這將使世界進入長期的和平。這段時期就是「1,000年」。在這段時間結束時，耶穌將再來，進行最後的審判，並建立衪的永恆國度。這種觀點將耶穌的再來置於千禧年之後（post-）。</w:t>
+      <w:hyperlink r:id="rId24">
+        <w:r>
+          <w:rPr>
+            <w:lang w:val="zh_TW" w:bidi="zh_TW"/>
+          </w:rPr>
+          <w:rPr>
+            <w:color w:val="0000EE"/>
+            <w:u w:val="single"/>
+          </w:rPr>
+          <w:t>代上15:29</w:t>
+        </w:r>
+      </w:hyperlink>
+      <w:r>
+        <w:rPr>
+          <w:lang w:val="zh_TW" w:bidi="zh_TW"/>
+        </w:rPr>
+        <w:t>作「踴躍跳舞」）</w:t>
       </w:r>
     </w:p>
     <w:p>
@@ -420,9 +580,9 @@
         <w:rPr>
           <w:lang w:val="zh_TW" w:bidi="zh_TW"/>
         </w:rPr>
-        <w:t>這些不同的觀念在基督徒中引起了衝突。許多人與持不同意見的基督徒斷絕了關係。但基督徒應該表現出謙卑和愛心，不讓這些分歧分裂他們。（見</w:t>
-      </w:r>
-      <w:hyperlink r:id="rId14">
+        <w:t>這些詞語表達了強烈的身體動作，與大衛第一次運約櫃時所用的「慶賀（celebrate，譯註：和合本譯為作樂跳舞）」一詞（</w:t>
+      </w:r>
+      <w:hyperlink r:id="rId25">
         <w:r>
           <w:rPr>
             <w:lang w:val="zh_TW" w:bidi="zh_TW"/>
@@ -431,14 +591,14 @@
             <w:color w:val="0000EE"/>
             <w:u w:val="single"/>
           </w:rPr>
-          <w:t>彼前3:8</w:t>
+          <w:t>撒下6:5</w:t>
         </w:r>
       </w:hyperlink>
       <w:r>
         <w:rPr>
           <w:lang w:val="zh_TW" w:bidi="zh_TW"/>
         </w:rPr>
-        <w:t>）。</w:t>
+        <w:t>）不同。在第一次運送中，大衛慶賀；但第二次，他則是滿懷喜樂地跳舞，並以音樂、歡呼與吹角來歡慶。</w:t>
       </w:r>
     </w:p>
     <w:p>
@@ -452,7 +612,145 @@
         <w:rPr>
           <w:lang w:val="zh_TW" w:bidi="zh_TW"/>
         </w:rPr>
-        <w:t>啟示錄的主要信息是耶穌基督將再次親臨，並統治一個新天新地。一場真正的屬靈爭戰正在進行。地獄，如天堂一樣是真實的，神將按照祂的標準審判每一個人。啟示錄的預言為神的子民在世界的痛苦、苦難和混亂中帶來盼望。</w:t>
+        <w:t>樂器在聖殿敬拜中扮演了重要角色。在</w:t>
+      </w:r>
+      <w:hyperlink r:id="rId26">
+        <w:r>
+          <w:rPr>
+            <w:lang w:val="zh_TW" w:bidi="zh_TW"/>
+          </w:rPr>
+          <w:rPr>
+            <w:color w:val="0000EE"/>
+            <w:u w:val="single"/>
+          </w:rPr>
+          <w:t>歷代志上二十五章1至31節</w:t>
+        </w:r>
+      </w:hyperlink>
+      <w:r>
+        <w:rPr>
+          <w:lang w:val="zh_TW" w:bidi="zh_TW"/>
+        </w:rPr>
+        <w:t>中，大衛分派人員專責音樂事工。許多詩篇提到用樂器來讚美與敬拜神（見</w:t>
+      </w:r>
+      <w:hyperlink r:id="rId27">
+        <w:r>
+          <w:rPr>
+            <w:lang w:val="zh_TW" w:bidi="zh_TW"/>
+          </w:rPr>
+          <w:rPr>
+            <w:color w:val="0000EE"/>
+            <w:u w:val="single"/>
+          </w:rPr>
+          <w:t>詩33:2–3，</w:t>
+        </w:r>
+      </w:hyperlink>
+      <w:hyperlink r:id="rId28">
+        <w:r>
+          <w:rPr>
+            <w:lang w:val="zh_TW" w:bidi="zh_TW"/>
+          </w:rPr>
+          <w:rPr>
+            <w:color w:val="0000EE"/>
+            <w:u w:val="single"/>
+          </w:rPr>
+          <w:t>57:8，</w:t>
+        </w:r>
+      </w:hyperlink>
+      <w:hyperlink r:id="rId29">
+        <w:r>
+          <w:rPr>
+            <w:lang w:val="zh_TW" w:bidi="zh_TW"/>
+          </w:rPr>
+          <w:rPr>
+            <w:color w:val="0000EE"/>
+            <w:u w:val="single"/>
+          </w:rPr>
+          <w:t>81:2，</w:t>
+        </w:r>
+      </w:hyperlink>
+      <w:hyperlink r:id="rId30">
+        <w:r>
+          <w:rPr>
+            <w:lang w:val="zh_TW" w:bidi="zh_TW"/>
+          </w:rPr>
+          <w:rPr>
+            <w:color w:val="0000EE"/>
+            <w:u w:val="single"/>
+          </w:rPr>
+          <w:t>92:1–3，</w:t>
+        </w:r>
+      </w:hyperlink>
+      <w:hyperlink r:id="rId31">
+        <w:r>
+          <w:rPr>
+            <w:lang w:val="zh_TW" w:bidi="zh_TW"/>
+          </w:rPr>
+          <w:rPr>
+            <w:color w:val="0000EE"/>
+            <w:u w:val="single"/>
+          </w:rPr>
+          <w:t>98:4–6</w:t>
+        </w:r>
+      </w:hyperlink>
+      <w:r>
+        <w:rPr>
+          <w:lang w:val="zh_TW" w:bidi="zh_TW"/>
+        </w:rPr>
+        <w:t>）。在</w:t>
+      </w:r>
+      <w:hyperlink r:id="rId32">
+        <w:r>
+          <w:rPr>
+            <w:lang w:val="zh_TW" w:bidi="zh_TW"/>
+          </w:rPr>
+          <w:rPr>
+            <w:color w:val="0000EE"/>
+            <w:u w:val="single"/>
+          </w:rPr>
+          <w:t>詩篇一四九篇</w:t>
+        </w:r>
+      </w:hyperlink>
+      <w:r>
+        <w:rPr>
+          <w:lang w:val="zh_TW" w:bidi="zh_TW"/>
+        </w:rPr>
+        <w:t>和</w:t>
+      </w:r>
+      <w:hyperlink r:id="rId33">
+        <w:r>
+          <w:rPr>
+            <w:lang w:val="zh_TW" w:bidi="zh_TW"/>
+          </w:rPr>
+          <w:rPr>
+            <w:color w:val="0000EE"/>
+            <w:u w:val="single"/>
+          </w:rPr>
+          <w:t>一五〇篇</w:t>
+        </w:r>
+      </w:hyperlink>
+      <w:r>
+        <w:rPr>
+          <w:lang w:val="zh_TW" w:bidi="zh_TW"/>
+        </w:rPr>
+        <w:t>中，更將跳舞與音樂結合為一種讚美的獻祭。同樣地，在浪子比喻中，當小兒子回到父親家中時，也作樂跳舞（</w:t>
+      </w:r>
+      <w:hyperlink r:id="rId34">
+        <w:r>
+          <w:rPr>
+            <w:lang w:val="zh_TW" w:bidi="zh_TW"/>
+          </w:rPr>
+          <w:rPr>
+            <w:color w:val="0000EE"/>
+            <w:u w:val="single"/>
+          </w:rPr>
+          <w:t>路15:25</w:t>
+        </w:r>
+      </w:hyperlink>
+      <w:r>
+        <w:rPr>
+          <w:lang w:val="zh_TW" w:bidi="zh_TW"/>
+        </w:rPr>
+        <w:t>），因為兒子的歸來是一件充滿喜樂的事。</w:t>
       </w:r>
     </w:p>
     <w:p>
@@ -464,10 +762,87 @@
       </w:r>
       <w:r>
         <w:rPr>
-          <w:u w:val="single"/>
-          <w:lang w:val="zh_TW" w:bidi="zh_TW"/>
-        </w:rPr>
-        <w:t>進深研究的經文段落</w:t>
+          <w:lang w:val="zh_TW" w:bidi="zh_TW"/>
+        </w:rPr>
+        <w:t>啟示錄描繪忠心的人將在神面前享有永恆的歡慶。這場慶典是對神的敬拜（</w:t>
+      </w:r>
+      <w:hyperlink r:id="rId35">
+        <w:r>
+          <w:rPr>
+            <w:lang w:val="zh_TW" w:bidi="zh_TW"/>
+          </w:rPr>
+          <w:rPr>
+            <w:color w:val="0000EE"/>
+            <w:u w:val="single"/>
+          </w:rPr>
+          <w:t>啟4:1–11，</w:t>
+        </w:r>
+      </w:hyperlink>
+      <w:hyperlink r:id="rId36">
+        <w:r>
+          <w:rPr>
+            <w:lang w:val="zh_TW" w:bidi="zh_TW"/>
+          </w:rPr>
+          <w:rPr>
+            <w:color w:val="0000EE"/>
+            <w:u w:val="single"/>
+          </w:rPr>
+          <w:t>5:8–14，</w:t>
+        </w:r>
+      </w:hyperlink>
+      <w:hyperlink r:id="rId37">
+        <w:r>
+          <w:rPr>
+            <w:lang w:val="zh_TW" w:bidi="zh_TW"/>
+          </w:rPr>
+          <w:rPr>
+            <w:color w:val="0000EE"/>
+            <w:u w:val="single"/>
+          </w:rPr>
+          <w:t>15:1–4</w:t>
+        </w:r>
+      </w:hyperlink>
+      <w:r>
+        <w:rPr>
+          <w:lang w:val="zh_TW" w:bidi="zh_TW"/>
+        </w:rPr>
+        <w:t>），就如同一場婚筵，新郎（耶穌基督）和新婦（祂的教會）永遠聯合（</w:t>
+      </w:r>
+      <w:hyperlink r:id="rId38">
+        <w:r>
+          <w:rPr>
+            <w:lang w:val="zh_TW" w:bidi="zh_TW"/>
+          </w:rPr>
+          <w:rPr>
+            <w:color w:val="0000EE"/>
+            <w:u w:val="single"/>
+          </w:rPr>
+          <w:t>啟19:9</w:t>
+        </w:r>
+      </w:hyperlink>
+      <w:r>
+        <w:rPr>
+          <w:lang w:val="zh_TW" w:bidi="zh_TW"/>
+        </w:rPr>
+        <w:t>；另見</w:t>
+      </w:r>
+      <w:hyperlink r:id="rId39">
+        <w:r>
+          <w:rPr>
+            <w:lang w:val="zh_TW" w:bidi="zh_TW"/>
+          </w:rPr>
+          <w:rPr>
+            <w:color w:val="0000EE"/>
+            <w:u w:val="single"/>
+          </w:rPr>
+          <w:t>太22:1–14</w:t>
+        </w:r>
+      </w:hyperlink>
+      <w:r>
+        <w:rPr>
+          <w:lang w:val="zh_TW" w:bidi="zh_TW"/>
+        </w:rPr>
+        <w:t>）。</w:t>
       </w:r>
     </w:p>
     <w:p>
@@ -477,6 +852,285 @@
           <w:lang w:val="zh_TW" w:bidi="zh_TW"/>
         </w:rPr>
       </w:r>
+      <w:r>
+        <w:rPr>
+          <w:u w:val="single"/>
+          <w:lang w:val="zh_TW" w:bidi="zh_TW"/>
+        </w:rPr>
+        <w:t>進深研究的經文段落</w:t>
+      </w:r>
+    </w:p>
+    <w:p>
+      <w:pPr/>
+      <w:r>
+        <w:rPr>
+          <w:lang w:val="zh_TW" w:bidi="zh_TW"/>
+        </w:rPr>
+      </w:r>
+      <w:hyperlink r:id="rId40">
+        <w:r>
+          <w:rPr>
+            <w:lang w:val="zh_TW" w:bidi="zh_TW"/>
+          </w:rPr>
+          <w:rPr>
+            <w:color w:val="0000EE"/>
+            <w:u w:val="single"/>
+          </w:rPr>
+          <w:t>出5:1</w:t>
+        </w:r>
+      </w:hyperlink>
+      <w:r>
+        <w:rPr>
+          <w:lang w:val="zh_TW" w:bidi="zh_TW"/>
+        </w:rPr>
+        <w:t>，</w:t>
+      </w:r>
+      <w:hyperlink r:id="rId41">
+        <w:r>
+          <w:rPr>
+            <w:lang w:val="zh_TW" w:bidi="zh_TW"/>
+          </w:rPr>
+          <w:rPr>
+            <w:color w:val="0000EE"/>
+            <w:u w:val="single"/>
+          </w:rPr>
+          <w:t>12:17</w:t>
+        </w:r>
+      </w:hyperlink>
+      <w:r>
+        <w:rPr>
+          <w:lang w:val="zh_TW" w:bidi="zh_TW"/>
+        </w:rPr>
+        <w:t>，</w:t>
+      </w:r>
+      <w:hyperlink r:id="rId42">
+        <w:r>
+          <w:rPr>
+            <w:lang w:val="zh_TW" w:bidi="zh_TW"/>
+          </w:rPr>
+          <w:rPr>
+            <w:color w:val="0000EE"/>
+            <w:u w:val="single"/>
+          </w:rPr>
+          <w:t>15:20–21；</w:t>
+        </w:r>
+      </w:hyperlink>
+      <w:hyperlink r:id="rId43">
+        <w:r>
+          <w:rPr>
+            <w:lang w:val="zh_TW" w:bidi="zh_TW"/>
+          </w:rPr>
+          <w:rPr>
+            <w:color w:val="0000EE"/>
+            <w:u w:val="single"/>
+          </w:rPr>
+          <w:t>撒上18:6；</w:t>
+        </w:r>
+      </w:hyperlink>
+      <w:hyperlink r:id="rId44">
+        <w:r>
+          <w:rPr>
+            <w:lang w:val="zh_TW" w:bidi="zh_TW"/>
+          </w:rPr>
+          <w:rPr>
+            <w:color w:val="0000EE"/>
+            <w:u w:val="single"/>
+          </w:rPr>
+          <w:t>撒下6:1–15；</w:t>
+        </w:r>
+      </w:hyperlink>
+      <w:hyperlink r:id="rId45">
+        <w:r>
+          <w:rPr>
+            <w:lang w:val="zh_TW" w:bidi="zh_TW"/>
+          </w:rPr>
+          <w:rPr>
+            <w:color w:val="0000EE"/>
+            <w:u w:val="single"/>
+          </w:rPr>
+          <w:t>代下7:6–10；</w:t>
+        </w:r>
+      </w:hyperlink>
+      <w:hyperlink r:id="rId46">
+        <w:r>
+          <w:rPr>
+            <w:lang w:val="zh_TW" w:bidi="zh_TW"/>
+          </w:rPr>
+          <w:rPr>
+            <w:color w:val="0000EE"/>
+            <w:u w:val="single"/>
+          </w:rPr>
+          <w:t>拉3:10–11；</w:t>
+        </w:r>
+      </w:hyperlink>
+      <w:hyperlink r:id="rId47">
+        <w:r>
+          <w:rPr>
+            <w:lang w:val="zh_TW" w:bidi="zh_TW"/>
+          </w:rPr>
+          <w:rPr>
+            <w:color w:val="0000EE"/>
+            <w:u w:val="single"/>
+          </w:rPr>
+          <w:t>詩30:11</w:t>
+        </w:r>
+      </w:hyperlink>
+      <w:r>
+        <w:rPr>
+          <w:lang w:val="zh_TW" w:bidi="zh_TW"/>
+        </w:rPr>
+        <w:t>，</w:t>
+      </w:r>
+      <w:hyperlink r:id="rId48">
+        <w:r>
+          <w:rPr>
+            <w:lang w:val="zh_TW" w:bidi="zh_TW"/>
+          </w:rPr>
+          <w:rPr>
+            <w:color w:val="0000EE"/>
+            <w:u w:val="single"/>
+          </w:rPr>
+          <w:t>69:30</w:t>
+        </w:r>
+      </w:hyperlink>
+      <w:r>
+        <w:rPr>
+          <w:lang w:val="zh_TW" w:bidi="zh_TW"/>
+        </w:rPr>
+        <w:t>，</w:t>
+      </w:r>
+      <w:hyperlink r:id="rId31">
+        <w:r>
+          <w:rPr>
+            <w:lang w:val="zh_TW" w:bidi="zh_TW"/>
+          </w:rPr>
+          <w:rPr>
+            <w:color w:val="0000EE"/>
+            <w:u w:val="single"/>
+          </w:rPr>
+          <w:t>98:4–6</w:t>
+        </w:r>
+      </w:hyperlink>
+      <w:r>
+        <w:rPr>
+          <w:lang w:val="zh_TW" w:bidi="zh_TW"/>
+        </w:rPr>
+        <w:t>，</w:t>
+      </w:r>
+      <w:hyperlink r:id="rId49">
+        <w:r>
+          <w:rPr>
+            <w:lang w:val="zh_TW" w:bidi="zh_TW"/>
+          </w:rPr>
+          <w:rPr>
+            <w:color w:val="0000EE"/>
+            <w:u w:val="single"/>
+          </w:rPr>
+          <w:t>107:32</w:t>
+        </w:r>
+      </w:hyperlink>
+      <w:r>
+        <w:rPr>
+          <w:lang w:val="zh_TW" w:bidi="zh_TW"/>
+        </w:rPr>
+        <w:t>，</w:t>
+      </w:r>
+      <w:hyperlink r:id="rId32">
+        <w:r>
+          <w:rPr>
+            <w:lang w:val="zh_TW" w:bidi="zh_TW"/>
+          </w:rPr>
+          <w:rPr>
+            <w:color w:val="0000EE"/>
+            <w:u w:val="single"/>
+          </w:rPr>
+          <w:t>149:1–9</w:t>
+        </w:r>
+      </w:hyperlink>
+      <w:r>
+        <w:rPr>
+          <w:lang w:val="zh_TW" w:bidi="zh_TW"/>
+        </w:rPr>
+        <w:t>，</w:t>
+      </w:r>
+      <w:hyperlink r:id="rId33">
+        <w:r>
+          <w:rPr>
+            <w:lang w:val="zh_TW" w:bidi="zh_TW"/>
+          </w:rPr>
+          <w:rPr>
+            <w:color w:val="0000EE"/>
+            <w:u w:val="single"/>
+          </w:rPr>
+          <w:t>150:1–6；</w:t>
+        </w:r>
+      </w:hyperlink>
+      <w:hyperlink r:id="rId13">
+        <w:r>
+          <w:rPr>
+            <w:lang w:val="zh_TW" w:bidi="zh_TW"/>
+          </w:rPr>
+          <w:rPr>
+            <w:color w:val="0000EE"/>
+            <w:u w:val="single"/>
+          </w:rPr>
+          <w:t>賽30:29</w:t>
+        </w:r>
+      </w:hyperlink>
+      <w:r>
+        <w:rPr>
+          <w:lang w:val="zh_TW" w:bidi="zh_TW"/>
+        </w:rPr>
+        <w:t>，</w:t>
+      </w:r>
+      <w:hyperlink r:id="rId50">
+        <w:r>
+          <w:rPr>
+            <w:lang w:val="zh_TW" w:bidi="zh_TW"/>
+          </w:rPr>
+          <w:rPr>
+            <w:color w:val="0000EE"/>
+            <w:u w:val="single"/>
+          </w:rPr>
+          <w:t>54:1；</w:t>
+        </w:r>
+      </w:hyperlink>
+      <w:hyperlink r:id="rId51">
+        <w:r>
+          <w:rPr>
+            <w:lang w:val="zh_TW" w:bidi="zh_TW"/>
+          </w:rPr>
+          <w:rPr>
+            <w:color w:val="0000EE"/>
+            <w:u w:val="single"/>
+          </w:rPr>
+          <w:t>耶30:18–19</w:t>
+        </w:r>
+      </w:hyperlink>
+      <w:r>
+        <w:rPr>
+          <w:lang w:val="zh_TW" w:bidi="zh_TW"/>
+        </w:rPr>
+        <w:t>，</w:t>
+      </w:r>
+      <w:hyperlink r:id="rId52">
+        <w:r>
+          <w:rPr>
+            <w:lang w:val="zh_TW" w:bidi="zh_TW"/>
+          </w:rPr>
+          <w:rPr>
+            <w:color w:val="0000EE"/>
+            <w:u w:val="single"/>
+          </w:rPr>
+          <w:t>31:4</w:t>
+        </w:r>
+      </w:hyperlink>
+      <w:r>
+        <w:rPr>
+          <w:lang w:val="zh_TW" w:bidi="zh_TW"/>
+        </w:rPr>
+        <w:t>、</w:t>
+      </w:r>
       <w:hyperlink r:id="rId15">
         <w:r>
           <w:rPr>
@@ -486,7 +1140,91 @@
             <w:color w:val="0000EE"/>
             <w:u w:val="single"/>
           </w:rPr>
-          <w:t>啟20:1–10</w:t>
+          <w:t>13；</w:t>
+        </w:r>
+      </w:hyperlink>
+      <w:hyperlink r:id="rId53">
+        <w:r>
+          <w:rPr>
+            <w:lang w:val="zh_TW" w:bidi="zh_TW"/>
+          </w:rPr>
+          <w:rPr>
+            <w:color w:val="0000EE"/>
+            <w:u w:val="single"/>
+          </w:rPr>
+          <w:t>哀5:14–15；</w:t>
+        </w:r>
+      </w:hyperlink>
+      <w:hyperlink r:id="rId16">
+        <w:r>
+          <w:rPr>
+            <w:lang w:val="zh_TW" w:bidi="zh_TW"/>
+          </w:rPr>
+          <w:rPr>
+            <w:color w:val="0000EE"/>
+            <w:u w:val="single"/>
+          </w:rPr>
+          <w:t>番3:17；</w:t>
+        </w:r>
+      </w:hyperlink>
+      <w:hyperlink r:id="rId54">
+        <w:r>
+          <w:rPr>
+            <w:lang w:val="zh_TW" w:bidi="zh_TW"/>
+          </w:rPr>
+          <w:rPr>
+            <w:color w:val="0000EE"/>
+            <w:u w:val="single"/>
+          </w:rPr>
+          <w:t>路15:22–25；</w:t>
+        </w:r>
+      </w:hyperlink>
+      <w:hyperlink r:id="rId55">
+        <w:r>
+          <w:rPr>
+            <w:lang w:val="zh_TW" w:bidi="zh_TW"/>
+          </w:rPr>
+          <w:rPr>
+            <w:color w:val="0000EE"/>
+            <w:u w:val="single"/>
+          </w:rPr>
+          <w:t>林前5:8；</w:t>
+        </w:r>
+      </w:hyperlink>
+      <w:hyperlink r:id="rId56">
+        <w:r>
+          <w:rPr>
+            <w:lang w:val="zh_TW" w:bidi="zh_TW"/>
+          </w:rPr>
+          <w:rPr>
+            <w:color w:val="0000EE"/>
+            <w:u w:val="single"/>
+          </w:rPr>
+          <w:t>弗5:18–20；</w:t>
+        </w:r>
+      </w:hyperlink>
+      <w:hyperlink r:id="rId18">
+        <w:r>
+          <w:rPr>
+            <w:lang w:val="zh_TW" w:bidi="zh_TW"/>
+          </w:rPr>
+          <w:rPr>
+            <w:color w:val="0000EE"/>
+            <w:u w:val="single"/>
+          </w:rPr>
+          <w:t>西3:16；</w:t>
+        </w:r>
+      </w:hyperlink>
+      <w:hyperlink r:id="rId57">
+        <w:r>
+          <w:rPr>
+            <w:lang w:val="zh_TW" w:bidi="zh_TW"/>
+          </w:rPr>
+          <w:rPr>
+            <w:color w:val="0000EE"/>
+            <w:u w:val="single"/>
+          </w:rPr>
+          <w:t>啟18:20</w:t>
         </w:r>
       </w:hyperlink>
       <w:r>

--- a/zht/docx/065.content.docx
+++ b/zht/docx/065.content.docx
@@ -19,7 +19,7 @@
         <w:rPr>
           <w:lang w:val="zh_TW" w:bidi="zh_TW"/>
         </w:rPr>
-        <w:t>Resource: Tyndale Open Study Notes</w:t>
+        <w:t>Resource: Aquifer Open Study Notes (Themes)</w:t>
       </w:r>
       <w:r>
         <w:rPr>
@@ -112,7 +112,7 @@
         <w:rPr>
           <w:lang w:val="zh_TW" w:bidi="zh_TW"/>
         </w:rPr>
-        <w:t>Tyndale Open Study Notes</w:t>
+        <w:t>Aquifer Open Study Notes (Themes)</w:t>
       </w:r>
     </w:p>
     <w:p>

--- a/zht/docx/065.content.docx
+++ b/zht/docx/065.content.docx
@@ -233,102 +233,66 @@
         </w:rPr>
         <w:t>神喜悅那些敬拜和讚美祂的人以喜樂與歡欣來表達內心的情感（</w:t>
       </w:r>
-      <w:hyperlink r:id="rId13">
-        <w:r>
-          <w:rPr>
-            <w:lang w:val="zh_TW" w:bidi="zh_TW"/>
-          </w:rPr>
-          <w:rPr>
-            <w:color w:val="0000EE"/>
-            <w:u w:val="single"/>
-          </w:rPr>
-          <w:t>賽30:29</w:t>
-        </w:r>
-      </w:hyperlink>
+      <w:r>
+        <w:rPr>
+          <w:lang w:val="zh_TW" w:bidi="zh_TW"/>
+        </w:rPr>
+        <w:t>賽30:29</w:t>
+      </w:r>
       <w:r>
         <w:rPr>
           <w:lang w:val="zh_TW" w:bidi="zh_TW"/>
         </w:rPr>
         <w:t>；</w:t>
       </w:r>
-      <w:hyperlink r:id="rId14">
-        <w:r>
-          <w:rPr>
-            <w:lang w:val="zh_TW" w:bidi="zh_TW"/>
-          </w:rPr>
-          <w:rPr>
-            <w:color w:val="0000EE"/>
-            <w:u w:val="single"/>
-          </w:rPr>
-          <w:t>耶30:19，</w:t>
-        </w:r>
-      </w:hyperlink>
-      <w:hyperlink r:id="rId15">
-        <w:r>
-          <w:rPr>
-            <w:lang w:val="zh_TW" w:bidi="zh_TW"/>
-          </w:rPr>
-          <w:rPr>
-            <w:color w:val="0000EE"/>
-            <w:u w:val="single"/>
-          </w:rPr>
-          <w:t>31:13</w:t>
-        </w:r>
-      </w:hyperlink>
+      <w:r>
+        <w:rPr>
+          <w:lang w:val="zh_TW" w:bidi="zh_TW"/>
+        </w:rPr>
+        <w:t>耶30:19，</w:t>
+      </w:r>
+      <w:r>
+        <w:rPr>
+          <w:lang w:val="zh_TW" w:bidi="zh_TW"/>
+        </w:rPr>
+        <w:t>31:13</w:t>
+      </w:r>
       <w:r>
         <w:rPr>
           <w:lang w:val="zh_TW" w:bidi="zh_TW"/>
         </w:rPr>
         <w:t>；</w:t>
       </w:r>
-      <w:hyperlink r:id="rId16">
-        <w:r>
-          <w:rPr>
-            <w:lang w:val="zh_TW" w:bidi="zh_TW"/>
-          </w:rPr>
-          <w:rPr>
-            <w:color w:val="0000EE"/>
-            <w:u w:val="single"/>
-          </w:rPr>
-          <w:t>番3:17</w:t>
-        </w:r>
-      </w:hyperlink>
+      <w:r>
+        <w:rPr>
+          <w:lang w:val="zh_TW" w:bidi="zh_TW"/>
+        </w:rPr>
+        <w:t>番3:17</w:t>
+      </w:r>
       <w:r>
         <w:rPr>
           <w:lang w:val="zh_TW" w:bidi="zh_TW"/>
         </w:rPr>
         <w:t>；</w:t>
       </w:r>
-      <w:hyperlink r:id="rId17">
-        <w:r>
-          <w:rPr>
-            <w:lang w:val="zh_TW" w:bidi="zh_TW"/>
-          </w:rPr>
-          <w:rPr>
-            <w:color w:val="0000EE"/>
-            <w:u w:val="single"/>
-          </w:rPr>
-          <w:t>弗5:19</w:t>
-        </w:r>
-      </w:hyperlink>
+      <w:r>
+        <w:rPr>
+          <w:lang w:val="zh_TW" w:bidi="zh_TW"/>
+        </w:rPr>
+        <w:t>弗5:19</w:t>
+      </w:r>
       <w:r>
         <w:rPr>
           <w:lang w:val="zh_TW" w:bidi="zh_TW"/>
         </w:rPr>
         <w:t>；</w:t>
       </w:r>
-      <w:hyperlink r:id="rId18">
-        <w:r>
-          <w:rPr>
-            <w:lang w:val="zh_TW" w:bidi="zh_TW"/>
-          </w:rPr>
-          <w:rPr>
-            <w:color w:val="0000EE"/>
-            <w:u w:val="single"/>
-          </w:rPr>
-          <w:t>西3:16</w:t>
-        </w:r>
-      </w:hyperlink>
+      <w:r>
+        <w:rPr>
+          <w:lang w:val="zh_TW" w:bidi="zh_TW"/>
+        </w:rPr>
+        <w:t>西3:16</w:t>
+      </w:r>
       <w:r>
         <w:rPr>
           <w:lang w:val="zh_TW" w:bidi="zh_TW"/>
@@ -349,36 +313,24 @@
         </w:rPr>
         <w:t>大衛王曾兩次試圖將神的約櫃（也稱為「耶和華的約櫃」或「約櫃」）運到耶路撒冷（</w:t>
       </w:r>
-      <w:hyperlink r:id="rId19">
-        <w:r>
-          <w:rPr>
-            <w:lang w:val="zh_TW" w:bidi="zh_TW"/>
-          </w:rPr>
-          <w:rPr>
-            <w:color w:val="0000EE"/>
-            <w:u w:val="single"/>
-          </w:rPr>
-          <w:t>撒下6:1–11</w:t>
-        </w:r>
-      </w:hyperlink>
+      <w:r>
+        <w:rPr>
+          <w:lang w:val="zh_TW" w:bidi="zh_TW"/>
+        </w:rPr>
+        <w:t>撒下6:1–11</w:t>
+      </w:r>
       <w:r>
         <w:rPr>
           <w:lang w:val="zh_TW" w:bidi="zh_TW"/>
         </w:rPr>
         <w:t>、</w:t>
       </w:r>
-      <w:hyperlink r:id="rId20">
-        <w:r>
-          <w:rPr>
-            <w:lang w:val="zh_TW" w:bidi="zh_TW"/>
-          </w:rPr>
-          <w:rPr>
-            <w:color w:val="0000EE"/>
-            <w:u w:val="single"/>
-          </w:rPr>
-          <w:t>12–23</w:t>
-        </w:r>
-      </w:hyperlink>
+      <w:r>
+        <w:rPr>
+          <w:lang w:val="zh_TW" w:bidi="zh_TW"/>
+        </w:rPr>
+        <w:t>12–23</w:t>
+      </w:r>
       <w:r>
         <w:rPr>
           <w:lang w:val="zh_TW" w:bidi="zh_TW"/>
@@ -399,18 +351,12 @@
         </w:rPr>
         <w:t>在第二次運送約櫃的行列中，有三個希伯來詞語描述「跳舞」（另見</w:t>
       </w:r>
-      <w:hyperlink r:id="rId21">
-        <w:r>
-          <w:rPr>
-            <w:lang w:val="zh_TW" w:bidi="zh_TW"/>
-          </w:rPr>
-          <w:rPr>
-            <w:color w:val="0000EE"/>
-            <w:u w:val="single"/>
-          </w:rPr>
-          <w:t>代上15:25–29</w:t>
-        </w:r>
-      </w:hyperlink>
+      <w:r>
+        <w:rPr>
+          <w:lang w:val="zh_TW" w:bidi="zh_TW"/>
+        </w:rPr>
+        <w:t>代上15:25–29</w:t>
+      </w:r>
       <w:r>
         <w:rPr>
           <w:lang w:val="zh_TW" w:bidi="zh_TW"/>
@@ -446,36 +392,24 @@
         </w:rPr>
         <w:t>（</w:t>
       </w:r>
-      <w:hyperlink r:id="rId22">
-        <w:r>
-          <w:rPr>
-            <w:lang w:val="zh_TW" w:bidi="zh_TW"/>
-          </w:rPr>
-          <w:rPr>
-            <w:color w:val="0000EE"/>
-            <w:u w:val="single"/>
-          </w:rPr>
-          <w:t>撒下6:14</w:t>
-        </w:r>
-      </w:hyperlink>
+      <w:r>
+        <w:rPr>
+          <w:lang w:val="zh_TW" w:bidi="zh_TW"/>
+        </w:rPr>
+        <w:t>撒下6:14</w:t>
+      </w:r>
       <w:r>
         <w:rPr>
           <w:lang w:val="zh_TW" w:bidi="zh_TW"/>
         </w:rPr>
         <w:t>、</w:t>
       </w:r>
-      <w:hyperlink r:id="rId23">
-        <w:r>
-          <w:rPr>
-            <w:lang w:val="zh_TW" w:bidi="zh_TW"/>
-          </w:rPr>
-          <w:rPr>
-            <w:color w:val="0000EE"/>
-            <w:u w:val="single"/>
-          </w:rPr>
-          <w:t>16</w:t>
-        </w:r>
-      </w:hyperlink>
+      <w:r>
+        <w:rPr>
+          <w:lang w:val="zh_TW" w:bidi="zh_TW"/>
+        </w:rPr>
+        <w:t>16</w:t>
+      </w:r>
       <w:r>
         <w:rPr>
           <w:lang w:val="zh_TW" w:bidi="zh_TW"/>
@@ -507,18 +441,12 @@
         </w:rPr>
         <w:t>（</w:t>
       </w:r>
-      <w:hyperlink r:id="rId23">
-        <w:r>
-          <w:rPr>
-            <w:lang w:val="zh_TW" w:bidi="zh_TW"/>
-          </w:rPr>
-          <w:rPr>
-            <w:color w:val="0000EE"/>
-            <w:u w:val="single"/>
-          </w:rPr>
-          <w:t>撒下6:16</w:t>
-        </w:r>
-      </w:hyperlink>
+      <w:r>
+        <w:rPr>
+          <w:lang w:val="zh_TW" w:bidi="zh_TW"/>
+        </w:rPr>
+        <w:t>撒下6:16</w:t>
+      </w:r>
       <w:r>
         <w:rPr>
           <w:lang w:val="zh_TW" w:bidi="zh_TW"/>
@@ -550,18 +478,12 @@
         </w:rPr>
         <w:t>（</w:t>
       </w:r>
-      <w:hyperlink r:id="rId24">
-        <w:r>
-          <w:rPr>
-            <w:lang w:val="zh_TW" w:bidi="zh_TW"/>
-          </w:rPr>
-          <w:rPr>
-            <w:color w:val="0000EE"/>
-            <w:u w:val="single"/>
-          </w:rPr>
-          <w:t>代上15:29</w:t>
-        </w:r>
-      </w:hyperlink>
+      <w:r>
+        <w:rPr>
+          <w:lang w:val="zh_TW" w:bidi="zh_TW"/>
+        </w:rPr>
+        <w:t>代上15:29</w:t>
+      </w:r>
       <w:r>
         <w:rPr>
           <w:lang w:val="zh_TW" w:bidi="zh_TW"/>
@@ -582,18 +504,12 @@
         </w:rPr>
         <w:t>這些詞語表達了強烈的身體動作，與大衛第一次運約櫃時所用的「慶賀（celebrate，譯註：和合本譯為作樂跳舞）」一詞（</w:t>
       </w:r>
-      <w:hyperlink r:id="rId25">
-        <w:r>
-          <w:rPr>
-            <w:lang w:val="zh_TW" w:bidi="zh_TW"/>
-          </w:rPr>
-          <w:rPr>
-            <w:color w:val="0000EE"/>
-            <w:u w:val="single"/>
-          </w:rPr>
-          <w:t>撒下6:5</w:t>
-        </w:r>
-      </w:hyperlink>
+      <w:r>
+        <w:rPr>
+          <w:lang w:val="zh_TW" w:bidi="zh_TW"/>
+        </w:rPr>
+        <w:t>撒下6:5</w:t>
+      </w:r>
       <w:r>
         <w:rPr>
           <w:lang w:val="zh_TW" w:bidi="zh_TW"/>
@@ -614,138 +530,84 @@
         </w:rPr>
         <w:t>樂器在聖殿敬拜中扮演了重要角色。在</w:t>
       </w:r>
-      <w:hyperlink r:id="rId26">
-        <w:r>
-          <w:rPr>
-            <w:lang w:val="zh_TW" w:bidi="zh_TW"/>
-          </w:rPr>
-          <w:rPr>
-            <w:color w:val="0000EE"/>
-            <w:u w:val="single"/>
-          </w:rPr>
-          <w:t>歷代志上二十五章1至31節</w:t>
-        </w:r>
-      </w:hyperlink>
+      <w:r>
+        <w:rPr>
+          <w:lang w:val="zh_TW" w:bidi="zh_TW"/>
+        </w:rPr>
+        <w:t>歷代志上二十五章1至31節</w:t>
+      </w:r>
       <w:r>
         <w:rPr>
           <w:lang w:val="zh_TW" w:bidi="zh_TW"/>
         </w:rPr>
         <w:t>中，大衛分派人員專責音樂事工。許多詩篇提到用樂器來讚美與敬拜神（見</w:t>
       </w:r>
-      <w:hyperlink r:id="rId27">
-        <w:r>
-          <w:rPr>
-            <w:lang w:val="zh_TW" w:bidi="zh_TW"/>
-          </w:rPr>
-          <w:rPr>
-            <w:color w:val="0000EE"/>
-            <w:u w:val="single"/>
-          </w:rPr>
-          <w:t>詩33:2–3，</w:t>
-        </w:r>
-      </w:hyperlink>
-      <w:hyperlink r:id="rId28">
-        <w:r>
-          <w:rPr>
-            <w:lang w:val="zh_TW" w:bidi="zh_TW"/>
-          </w:rPr>
-          <w:rPr>
-            <w:color w:val="0000EE"/>
-            <w:u w:val="single"/>
-          </w:rPr>
-          <w:t>57:8，</w:t>
-        </w:r>
-      </w:hyperlink>
-      <w:hyperlink r:id="rId29">
-        <w:r>
-          <w:rPr>
-            <w:lang w:val="zh_TW" w:bidi="zh_TW"/>
-          </w:rPr>
-          <w:rPr>
-            <w:color w:val="0000EE"/>
-            <w:u w:val="single"/>
-          </w:rPr>
-          <w:t>81:2，</w:t>
-        </w:r>
-      </w:hyperlink>
-      <w:hyperlink r:id="rId30">
-        <w:r>
-          <w:rPr>
-            <w:lang w:val="zh_TW" w:bidi="zh_TW"/>
-          </w:rPr>
-          <w:rPr>
-            <w:color w:val="0000EE"/>
-            <w:u w:val="single"/>
-          </w:rPr>
-          <w:t>92:1–3，</w:t>
-        </w:r>
-      </w:hyperlink>
-      <w:hyperlink r:id="rId31">
-        <w:r>
-          <w:rPr>
-            <w:lang w:val="zh_TW" w:bidi="zh_TW"/>
-          </w:rPr>
-          <w:rPr>
-            <w:color w:val="0000EE"/>
-            <w:u w:val="single"/>
-          </w:rPr>
-          <w:t>98:4–6</w:t>
-        </w:r>
-      </w:hyperlink>
+      <w:r>
+        <w:rPr>
+          <w:lang w:val="zh_TW" w:bidi="zh_TW"/>
+        </w:rPr>
+        <w:t>詩33:2–3，</w:t>
+      </w:r>
+      <w:r>
+        <w:rPr>
+          <w:lang w:val="zh_TW" w:bidi="zh_TW"/>
+        </w:rPr>
+        <w:t>57:8，</w:t>
+      </w:r>
+      <w:r>
+        <w:rPr>
+          <w:lang w:val="zh_TW" w:bidi="zh_TW"/>
+        </w:rPr>
+        <w:t>81:2，</w:t>
+      </w:r>
+      <w:r>
+        <w:rPr>
+          <w:lang w:val="zh_TW" w:bidi="zh_TW"/>
+        </w:rPr>
+        <w:t>92:1–3，</w:t>
+      </w:r>
+      <w:r>
+        <w:rPr>
+          <w:lang w:val="zh_TW" w:bidi="zh_TW"/>
+        </w:rPr>
+        <w:t>98:4–6</w:t>
+      </w:r>
       <w:r>
         <w:rPr>
           <w:lang w:val="zh_TW" w:bidi="zh_TW"/>
         </w:rPr>
         <w:t>）。在</w:t>
       </w:r>
-      <w:hyperlink r:id="rId32">
-        <w:r>
-          <w:rPr>
-            <w:lang w:val="zh_TW" w:bidi="zh_TW"/>
-          </w:rPr>
-          <w:rPr>
-            <w:color w:val="0000EE"/>
-            <w:u w:val="single"/>
-          </w:rPr>
-          <w:t>詩篇一四九篇</w:t>
-        </w:r>
-      </w:hyperlink>
+      <w:r>
+        <w:rPr>
+          <w:lang w:val="zh_TW" w:bidi="zh_TW"/>
+        </w:rPr>
+        <w:t>詩篇一四九篇</w:t>
+      </w:r>
       <w:r>
         <w:rPr>
           <w:lang w:val="zh_TW" w:bidi="zh_TW"/>
         </w:rPr>
         <w:t>和</w:t>
       </w:r>
-      <w:hyperlink r:id="rId33">
-        <w:r>
-          <w:rPr>
-            <w:lang w:val="zh_TW" w:bidi="zh_TW"/>
-          </w:rPr>
-          <w:rPr>
-            <w:color w:val="0000EE"/>
-            <w:u w:val="single"/>
-          </w:rPr>
-          <w:t>一五〇篇</w:t>
-        </w:r>
-      </w:hyperlink>
+      <w:r>
+        <w:rPr>
+          <w:lang w:val="zh_TW" w:bidi="zh_TW"/>
+        </w:rPr>
+        <w:t>一五〇篇</w:t>
+      </w:r>
       <w:r>
         <w:rPr>
           <w:lang w:val="zh_TW" w:bidi="zh_TW"/>
         </w:rPr>
         <w:t>中，更將跳舞與音樂結合為一種讚美的獻祭。同樣地，在浪子比喻中，當小兒子回到父親家中時，也作樂跳舞（</w:t>
       </w:r>
-      <w:hyperlink r:id="rId34">
-        <w:r>
-          <w:rPr>
-            <w:lang w:val="zh_TW" w:bidi="zh_TW"/>
-          </w:rPr>
-          <w:rPr>
-            <w:color w:val="0000EE"/>
-            <w:u w:val="single"/>
-          </w:rPr>
-          <w:t>路15:25</w:t>
-        </w:r>
-      </w:hyperlink>
+      <w:r>
+        <w:rPr>
+          <w:lang w:val="zh_TW" w:bidi="zh_TW"/>
+        </w:rPr>
+        <w:t>路15:25</w:t>
+      </w:r>
       <w:r>
         <w:rPr>
           <w:lang w:val="zh_TW" w:bidi="zh_TW"/>
@@ -766,78 +628,48 @@
         </w:rPr>
         <w:t>啟示錄描繪忠心的人將在神面前享有永恆的歡慶。這場慶典是對神的敬拜（</w:t>
       </w:r>
-      <w:hyperlink r:id="rId35">
-        <w:r>
-          <w:rPr>
-            <w:lang w:val="zh_TW" w:bidi="zh_TW"/>
-          </w:rPr>
-          <w:rPr>
-            <w:color w:val="0000EE"/>
-            <w:u w:val="single"/>
-          </w:rPr>
-          <w:t>啟4:1–11，</w:t>
-        </w:r>
-      </w:hyperlink>
-      <w:hyperlink r:id="rId36">
-        <w:r>
-          <w:rPr>
-            <w:lang w:val="zh_TW" w:bidi="zh_TW"/>
-          </w:rPr>
-          <w:rPr>
-            <w:color w:val="0000EE"/>
-            <w:u w:val="single"/>
-          </w:rPr>
-          <w:t>5:8–14，</w:t>
-        </w:r>
-      </w:hyperlink>
-      <w:hyperlink r:id="rId37">
-        <w:r>
-          <w:rPr>
-            <w:lang w:val="zh_TW" w:bidi="zh_TW"/>
-          </w:rPr>
-          <w:rPr>
-            <w:color w:val="0000EE"/>
-            <w:u w:val="single"/>
-          </w:rPr>
-          <w:t>15:1–4</w:t>
-        </w:r>
-      </w:hyperlink>
+      <w:r>
+        <w:rPr>
+          <w:lang w:val="zh_TW" w:bidi="zh_TW"/>
+        </w:rPr>
+        <w:t>啟4:1–11，</w:t>
+      </w:r>
+      <w:r>
+        <w:rPr>
+          <w:lang w:val="zh_TW" w:bidi="zh_TW"/>
+        </w:rPr>
+        <w:t>5:8–14，</w:t>
+      </w:r>
+      <w:r>
+        <w:rPr>
+          <w:lang w:val="zh_TW" w:bidi="zh_TW"/>
+        </w:rPr>
+        <w:t>15:1–4</w:t>
+      </w:r>
       <w:r>
         <w:rPr>
           <w:lang w:val="zh_TW" w:bidi="zh_TW"/>
         </w:rPr>
         <w:t>），就如同一場婚筵，新郎（耶穌基督）和新婦（祂的教會）永遠聯合（</w:t>
       </w:r>
-      <w:hyperlink r:id="rId38">
-        <w:r>
-          <w:rPr>
-            <w:lang w:val="zh_TW" w:bidi="zh_TW"/>
-          </w:rPr>
-          <w:rPr>
-            <w:color w:val="0000EE"/>
-            <w:u w:val="single"/>
-          </w:rPr>
-          <w:t>啟19:9</w:t>
-        </w:r>
-      </w:hyperlink>
+      <w:r>
+        <w:rPr>
+          <w:lang w:val="zh_TW" w:bidi="zh_TW"/>
+        </w:rPr>
+        <w:t>啟19:9</w:t>
+      </w:r>
       <w:r>
         <w:rPr>
           <w:lang w:val="zh_TW" w:bidi="zh_TW"/>
         </w:rPr>
         <w:t>；另見</w:t>
       </w:r>
-      <w:hyperlink r:id="rId39">
-        <w:r>
-          <w:rPr>
-            <w:lang w:val="zh_TW" w:bidi="zh_TW"/>
-          </w:rPr>
-          <w:rPr>
-            <w:color w:val="0000EE"/>
-            <w:u w:val="single"/>
-          </w:rPr>
-          <w:t>太22:1–14</w:t>
-        </w:r>
-      </w:hyperlink>
+      <w:r>
+        <w:rPr>
+          <w:lang w:val="zh_TW" w:bidi="zh_TW"/>
+        </w:rPr>
+        <w:t>太22:1–14</w:t>
+      </w:r>
       <w:r>
         <w:rPr>
           <w:lang w:val="zh_TW" w:bidi="zh_TW"/>
@@ -867,366 +699,216 @@
           <w:lang w:val="zh_TW" w:bidi="zh_TW"/>
         </w:rPr>
       </w:r>
-      <w:hyperlink r:id="rId40">
-        <w:r>
-          <w:rPr>
-            <w:lang w:val="zh_TW" w:bidi="zh_TW"/>
-          </w:rPr>
-          <w:rPr>
-            <w:color w:val="0000EE"/>
-            <w:u w:val="single"/>
-          </w:rPr>
-          <w:t>出5:1</w:t>
-        </w:r>
-      </w:hyperlink>
+      <w:r>
+        <w:rPr>
+          <w:lang w:val="zh_TW" w:bidi="zh_TW"/>
+        </w:rPr>
+        <w:t>出5:1</w:t>
+      </w:r>
       <w:r>
         <w:rPr>
           <w:lang w:val="zh_TW" w:bidi="zh_TW"/>
         </w:rPr>
         <w:t>，</w:t>
       </w:r>
-      <w:hyperlink r:id="rId41">
-        <w:r>
-          <w:rPr>
-            <w:lang w:val="zh_TW" w:bidi="zh_TW"/>
-          </w:rPr>
-          <w:rPr>
-            <w:color w:val="0000EE"/>
-            <w:u w:val="single"/>
-          </w:rPr>
-          <w:t>12:17</w:t>
-        </w:r>
-      </w:hyperlink>
+      <w:r>
+        <w:rPr>
+          <w:lang w:val="zh_TW" w:bidi="zh_TW"/>
+        </w:rPr>
+        <w:t>12:17</w:t>
+      </w:r>
       <w:r>
         <w:rPr>
           <w:lang w:val="zh_TW" w:bidi="zh_TW"/>
         </w:rPr>
         <w:t>，</w:t>
       </w:r>
-      <w:hyperlink r:id="rId42">
-        <w:r>
-          <w:rPr>
-            <w:lang w:val="zh_TW" w:bidi="zh_TW"/>
-          </w:rPr>
-          <w:rPr>
-            <w:color w:val="0000EE"/>
-            <w:u w:val="single"/>
-          </w:rPr>
-          <w:t>15:20–21；</w:t>
-        </w:r>
-      </w:hyperlink>
-      <w:hyperlink r:id="rId43">
-        <w:r>
-          <w:rPr>
-            <w:lang w:val="zh_TW" w:bidi="zh_TW"/>
-          </w:rPr>
-          <w:rPr>
-            <w:color w:val="0000EE"/>
-            <w:u w:val="single"/>
-          </w:rPr>
-          <w:t>撒上18:6；</w:t>
-        </w:r>
-      </w:hyperlink>
-      <w:hyperlink r:id="rId44">
-        <w:r>
-          <w:rPr>
-            <w:lang w:val="zh_TW" w:bidi="zh_TW"/>
-          </w:rPr>
-          <w:rPr>
-            <w:color w:val="0000EE"/>
-            <w:u w:val="single"/>
-          </w:rPr>
-          <w:t>撒下6:1–15；</w:t>
-        </w:r>
-      </w:hyperlink>
-      <w:hyperlink r:id="rId45">
-        <w:r>
-          <w:rPr>
-            <w:lang w:val="zh_TW" w:bidi="zh_TW"/>
-          </w:rPr>
-          <w:rPr>
-            <w:color w:val="0000EE"/>
-            <w:u w:val="single"/>
-          </w:rPr>
-          <w:t>代下7:6–10；</w:t>
-        </w:r>
-      </w:hyperlink>
-      <w:hyperlink r:id="rId46">
-        <w:r>
-          <w:rPr>
-            <w:lang w:val="zh_TW" w:bidi="zh_TW"/>
-          </w:rPr>
-          <w:rPr>
-            <w:color w:val="0000EE"/>
-            <w:u w:val="single"/>
-          </w:rPr>
-          <w:t>拉3:10–11；</w:t>
-        </w:r>
-      </w:hyperlink>
-      <w:hyperlink r:id="rId47">
-        <w:r>
-          <w:rPr>
-            <w:lang w:val="zh_TW" w:bidi="zh_TW"/>
-          </w:rPr>
-          <w:rPr>
-            <w:color w:val="0000EE"/>
-            <w:u w:val="single"/>
-          </w:rPr>
-          <w:t>詩30:11</w:t>
-        </w:r>
-      </w:hyperlink>
+      <w:r>
+        <w:rPr>
+          <w:lang w:val="zh_TW" w:bidi="zh_TW"/>
+        </w:rPr>
+        <w:t>15:20–21；</w:t>
+      </w:r>
+      <w:r>
+        <w:rPr>
+          <w:lang w:val="zh_TW" w:bidi="zh_TW"/>
+        </w:rPr>
+        <w:t>撒上18:6；</w:t>
+      </w:r>
+      <w:r>
+        <w:rPr>
+          <w:lang w:val="zh_TW" w:bidi="zh_TW"/>
+        </w:rPr>
+        <w:t>撒下6:1–15；</w:t>
+      </w:r>
+      <w:r>
+        <w:rPr>
+          <w:lang w:val="zh_TW" w:bidi="zh_TW"/>
+        </w:rPr>
+        <w:t>代下7:6–10；</w:t>
+      </w:r>
+      <w:r>
+        <w:rPr>
+          <w:lang w:val="zh_TW" w:bidi="zh_TW"/>
+        </w:rPr>
+        <w:t>拉3:10–11；</w:t>
+      </w:r>
+      <w:r>
+        <w:rPr>
+          <w:lang w:val="zh_TW" w:bidi="zh_TW"/>
+        </w:rPr>
+        <w:t>詩30:11</w:t>
+      </w:r>
       <w:r>
         <w:rPr>
           <w:lang w:val="zh_TW" w:bidi="zh_TW"/>
         </w:rPr>
         <w:t>，</w:t>
       </w:r>
-      <w:hyperlink r:id="rId48">
-        <w:r>
-          <w:rPr>
-            <w:lang w:val="zh_TW" w:bidi="zh_TW"/>
-          </w:rPr>
-          <w:rPr>
-            <w:color w:val="0000EE"/>
-            <w:u w:val="single"/>
-          </w:rPr>
-          <w:t>69:30</w:t>
-        </w:r>
-      </w:hyperlink>
+      <w:r>
+        <w:rPr>
+          <w:lang w:val="zh_TW" w:bidi="zh_TW"/>
+        </w:rPr>
+        <w:t>69:30</w:t>
+      </w:r>
       <w:r>
         <w:rPr>
           <w:lang w:val="zh_TW" w:bidi="zh_TW"/>
         </w:rPr>
         <w:t>，</w:t>
       </w:r>
-      <w:hyperlink r:id="rId31">
-        <w:r>
-          <w:rPr>
-            <w:lang w:val="zh_TW" w:bidi="zh_TW"/>
-          </w:rPr>
-          <w:rPr>
-            <w:color w:val="0000EE"/>
-            <w:u w:val="single"/>
-          </w:rPr>
-          <w:t>98:4–6</w:t>
-        </w:r>
-      </w:hyperlink>
+      <w:r>
+        <w:rPr>
+          <w:lang w:val="zh_TW" w:bidi="zh_TW"/>
+        </w:rPr>
+        <w:t>98:4–6</w:t>
+      </w:r>
       <w:r>
         <w:rPr>
           <w:lang w:val="zh_TW" w:bidi="zh_TW"/>
         </w:rPr>
         <w:t>，</w:t>
       </w:r>
-      <w:hyperlink r:id="rId49">
-        <w:r>
-          <w:rPr>
-            <w:lang w:val="zh_TW" w:bidi="zh_TW"/>
-          </w:rPr>
-          <w:rPr>
-            <w:color w:val="0000EE"/>
-            <w:u w:val="single"/>
-          </w:rPr>
-          <w:t>107:32</w:t>
-        </w:r>
-      </w:hyperlink>
+      <w:r>
+        <w:rPr>
+          <w:lang w:val="zh_TW" w:bidi="zh_TW"/>
+        </w:rPr>
+        <w:t>107:32</w:t>
+      </w:r>
       <w:r>
         <w:rPr>
           <w:lang w:val="zh_TW" w:bidi="zh_TW"/>
         </w:rPr>
         <w:t>，</w:t>
       </w:r>
-      <w:hyperlink r:id="rId32">
-        <w:r>
-          <w:rPr>
-            <w:lang w:val="zh_TW" w:bidi="zh_TW"/>
-          </w:rPr>
-          <w:rPr>
-            <w:color w:val="0000EE"/>
-            <w:u w:val="single"/>
-          </w:rPr>
-          <w:t>149:1–9</w:t>
-        </w:r>
-      </w:hyperlink>
+      <w:r>
+        <w:rPr>
+          <w:lang w:val="zh_TW" w:bidi="zh_TW"/>
+        </w:rPr>
+        <w:t>149:1–9</w:t>
+      </w:r>
       <w:r>
         <w:rPr>
           <w:lang w:val="zh_TW" w:bidi="zh_TW"/>
         </w:rPr>
         <w:t>，</w:t>
       </w:r>
-      <w:hyperlink r:id="rId33">
-        <w:r>
-          <w:rPr>
-            <w:lang w:val="zh_TW" w:bidi="zh_TW"/>
-          </w:rPr>
-          <w:rPr>
-            <w:color w:val="0000EE"/>
-            <w:u w:val="single"/>
-          </w:rPr>
-          <w:t>150:1–6；</w:t>
-        </w:r>
-      </w:hyperlink>
-      <w:hyperlink r:id="rId13">
-        <w:r>
-          <w:rPr>
-            <w:lang w:val="zh_TW" w:bidi="zh_TW"/>
-          </w:rPr>
-          <w:rPr>
-            <w:color w:val="0000EE"/>
-            <w:u w:val="single"/>
-          </w:rPr>
-          <w:t>賽30:29</w:t>
-        </w:r>
-      </w:hyperlink>
+      <w:r>
+        <w:rPr>
+          <w:lang w:val="zh_TW" w:bidi="zh_TW"/>
+        </w:rPr>
+        <w:t>150:1–6；</w:t>
+      </w:r>
+      <w:r>
+        <w:rPr>
+          <w:lang w:val="zh_TW" w:bidi="zh_TW"/>
+        </w:rPr>
+        <w:t>賽30:29</w:t>
+      </w:r>
       <w:r>
         <w:rPr>
           <w:lang w:val="zh_TW" w:bidi="zh_TW"/>
         </w:rPr>
         <w:t>，</w:t>
       </w:r>
-      <w:hyperlink r:id="rId50">
-        <w:r>
-          <w:rPr>
-            <w:lang w:val="zh_TW" w:bidi="zh_TW"/>
-          </w:rPr>
-          <w:rPr>
-            <w:color w:val="0000EE"/>
-            <w:u w:val="single"/>
-          </w:rPr>
-          <w:t>54:1；</w:t>
-        </w:r>
-      </w:hyperlink>
-      <w:hyperlink r:id="rId51">
-        <w:r>
-          <w:rPr>
-            <w:lang w:val="zh_TW" w:bidi="zh_TW"/>
-          </w:rPr>
-          <w:rPr>
-            <w:color w:val="0000EE"/>
-            <w:u w:val="single"/>
-          </w:rPr>
-          <w:t>耶30:18–19</w:t>
-        </w:r>
-      </w:hyperlink>
+      <w:r>
+        <w:rPr>
+          <w:lang w:val="zh_TW" w:bidi="zh_TW"/>
+        </w:rPr>
+        <w:t>54:1；</w:t>
+      </w:r>
+      <w:r>
+        <w:rPr>
+          <w:lang w:val="zh_TW" w:bidi="zh_TW"/>
+        </w:rPr>
+        <w:t>耶30:18–19</w:t>
+      </w:r>
       <w:r>
         <w:rPr>
           <w:lang w:val="zh_TW" w:bidi="zh_TW"/>
         </w:rPr>
         <w:t>，</w:t>
       </w:r>
-      <w:hyperlink r:id="rId52">
-        <w:r>
-          <w:rPr>
-            <w:lang w:val="zh_TW" w:bidi="zh_TW"/>
-          </w:rPr>
-          <w:rPr>
-            <w:color w:val="0000EE"/>
-            <w:u w:val="single"/>
-          </w:rPr>
-          <w:t>31:4</w:t>
-        </w:r>
-      </w:hyperlink>
+      <w:r>
+        <w:rPr>
+          <w:lang w:val="zh_TW" w:bidi="zh_TW"/>
+        </w:rPr>
+        <w:t>31:4</w:t>
+      </w:r>
       <w:r>
         <w:rPr>
           <w:lang w:val="zh_TW" w:bidi="zh_TW"/>
         </w:rPr>
         <w:t>、</w:t>
       </w:r>
-      <w:hyperlink r:id="rId15">
-        <w:r>
-          <w:rPr>
-            <w:lang w:val="zh_TW" w:bidi="zh_TW"/>
-          </w:rPr>
-          <w:rPr>
-            <w:color w:val="0000EE"/>
-            <w:u w:val="single"/>
-          </w:rPr>
-          <w:t>13；</w:t>
-        </w:r>
-      </w:hyperlink>
-      <w:hyperlink r:id="rId53">
-        <w:r>
-          <w:rPr>
-            <w:lang w:val="zh_TW" w:bidi="zh_TW"/>
-          </w:rPr>
-          <w:rPr>
-            <w:color w:val="0000EE"/>
-            <w:u w:val="single"/>
-          </w:rPr>
-          <w:t>哀5:14–15；</w:t>
-        </w:r>
-      </w:hyperlink>
-      <w:hyperlink r:id="rId16">
-        <w:r>
-          <w:rPr>
-            <w:lang w:val="zh_TW" w:bidi="zh_TW"/>
-          </w:rPr>
-          <w:rPr>
-            <w:color w:val="0000EE"/>
-            <w:u w:val="single"/>
-          </w:rPr>
-          <w:t>番3:17；</w:t>
-        </w:r>
-      </w:hyperlink>
-      <w:hyperlink r:id="rId54">
-        <w:r>
-          <w:rPr>
-            <w:lang w:val="zh_TW" w:bidi="zh_TW"/>
-          </w:rPr>
-          <w:rPr>
-            <w:color w:val="0000EE"/>
-            <w:u w:val="single"/>
-          </w:rPr>
-          <w:t>路15:22–25；</w:t>
-        </w:r>
-      </w:hyperlink>
-      <w:hyperlink r:id="rId55">
-        <w:r>
-          <w:rPr>
-            <w:lang w:val="zh_TW" w:bidi="zh_TW"/>
-          </w:rPr>
-          <w:rPr>
-            <w:color w:val="0000EE"/>
-            <w:u w:val="single"/>
-          </w:rPr>
-          <w:t>林前5:8；</w:t>
-        </w:r>
-      </w:hyperlink>
-      <w:hyperlink r:id="rId56">
-        <w:r>
-          <w:rPr>
-            <w:lang w:val="zh_TW" w:bidi="zh_TW"/>
-          </w:rPr>
-          <w:rPr>
-            <w:color w:val="0000EE"/>
-            <w:u w:val="single"/>
-          </w:rPr>
-          <w:t>弗5:18–20；</w:t>
-        </w:r>
-      </w:hyperlink>
-      <w:hyperlink r:id="rId18">
-        <w:r>
-          <w:rPr>
-            <w:lang w:val="zh_TW" w:bidi="zh_TW"/>
-          </w:rPr>
-          <w:rPr>
-            <w:color w:val="0000EE"/>
-            <w:u w:val="single"/>
-          </w:rPr>
-          <w:t>西3:16；</w:t>
-        </w:r>
-      </w:hyperlink>
-      <w:hyperlink r:id="rId57">
-        <w:r>
-          <w:rPr>
-            <w:lang w:val="zh_TW" w:bidi="zh_TW"/>
-          </w:rPr>
-          <w:rPr>
-            <w:color w:val="0000EE"/>
-            <w:u w:val="single"/>
-          </w:rPr>
-          <w:t>啟18:20</w:t>
-        </w:r>
-      </w:hyperlink>
+      <w:r>
+        <w:rPr>
+          <w:lang w:val="zh_TW" w:bidi="zh_TW"/>
+        </w:rPr>
+        <w:t>13；</w:t>
+      </w:r>
+      <w:r>
+        <w:rPr>
+          <w:lang w:val="zh_TW" w:bidi="zh_TW"/>
+        </w:rPr>
+        <w:t>哀5:14–15；</w:t>
+      </w:r>
+      <w:r>
+        <w:rPr>
+          <w:lang w:val="zh_TW" w:bidi="zh_TW"/>
+        </w:rPr>
+        <w:t>番3:17；</w:t>
+      </w:r>
+      <w:r>
+        <w:rPr>
+          <w:lang w:val="zh_TW" w:bidi="zh_TW"/>
+        </w:rPr>
+        <w:t>路15:22–25；</w:t>
+      </w:r>
+      <w:r>
+        <w:rPr>
+          <w:lang w:val="zh_TW" w:bidi="zh_TW"/>
+        </w:rPr>
+        <w:t>林前5:8；</w:t>
+      </w:r>
+      <w:r>
+        <w:rPr>
+          <w:lang w:val="zh_TW" w:bidi="zh_TW"/>
+        </w:rPr>
+        <w:t>弗5:18–20；</w:t>
+      </w:r>
+      <w:r>
+        <w:rPr>
+          <w:lang w:val="zh_TW" w:bidi="zh_TW"/>
+        </w:rPr>
+        <w:t>西3:16；</w:t>
+      </w:r>
+      <w:r>
+        <w:rPr>
+          <w:lang w:val="zh_TW" w:bidi="zh_TW"/>
+        </w:rPr>
+        <w:t>啟18:20</w:t>
+      </w:r>
       <w:r>
         <w:rPr>
           <w:lang w:val="zh_TW" w:bidi="zh_TW"/>
